--- a/hin/docx/47.content.docx
+++ b/hin/docx/47.content.docx
@@ -136,13 +136,6 @@
         <w:rPr>
           <w:lang w:val="hi_IN" w:bidi="hi_IN"/>
         </w:rPr>
-      </w:r>
-      <w:r>
-        <w:rPr>
-          <w:i/>
-          <w:lang w:val="hi_IN" w:bidi="hi_IN"/>
-        </w:rPr>
-        <w:t>2 कुरिन्थियों 1:1, 2 कुरिन्थियों 1:1 (#2), 2 कुरिन्थियों 1:3, 2 कुरिन्थियों 1:4, 2 कुरिन्थियों 1:8–9, 2 कुरिन्थियों 1:9, 2 कुरिन्थियों 1:11, 2 कुरिन्थियों 1:12, 2 कुरिन्थियों 1:14, 2 कुरिन्थियों 1:15, 2 कुरिन्थियों 1:22, 2 कुरिन्थियों 1:23, 2 कुरिन्थियों 1:24, 2 कुरिन्थियों 2:1, 2 कुरिन्थियों 2:3, 2 कुरिन्थियों 2:4, 2 कुरिन्थियों 2:4 (#2), 2 कुरिन्थियों 2:6–7, 2 कुरिन्थियों 2:7, 2 कुरिन्थियों 2:9, 2 कुरिन्थियों 2:11, 2 कुरिन्थियों 2:13, 2 कुरिन्थियों 2:14–15, 2 कुरिन्थियों 2:17, 2 कुरिन्थियों 3:2, 2 कुरिन्थियों 3:4–5, 2 कुरिन्थियों 3:6, 2 कुरिन्थियों 3:7, 2 कुरिन्थियों 3:9, 2 कुरिन्थियों 3:14, 2 कुरिन्थियों 3:15, 2 कुरिन्थियों 3:16, 2 कुरिन्थियों 3:17, 2 कुरिन्थियों 3:18, 2 कुरिन्थियों 4:1, 2 कुरिन्थियों 4:2, 2 कुरिन्थियों 4:2 (#2), 2 कुरिन्थियों 4:3, 2 कुरिन्थियों 4:4, 2 कुरिन्थियों 4:5, 2 कुरिन्थियों 4:7, 2 कुरिन्थियों 4:10, 2 कुरिन्थियों 4:14, 2 कुरिन्थियों 4:15, 2 कुरिन्थियों 4:16, 2 कुरिन्थियों 4:16–18, 2 कुरिन्थियों 5:1, 2 कुरिन्थियों 5:4, 2 कुरिन्थियों 5:5, 2 कुरिन्थियों 5:8, 2 कुरिन्थियों 5:9, 2 कुरिन्थियों 5:10, 2 कुरिन्थियों 5:11, 2 कुरिन्थियों 5:12, 2 कुरिन्थियों 5:15, 2 कुरिन्थियों 5:16, 2 कुरिन्थियों 5:17, 2 कुरिन्थियों 5:19, 2 कुरिन्थियों 5:20, 2 कुरिन्थियों 5:21, 2 कुरिन्थियों 6:1, 2 कुरिन्थियों 6:2, 2 कुरिन्थियों 6:3, 2 कुरिन्थियों 6:4, 2 कुरिन्थियों 6:4–5, 2 कुरिन्थियों 6:8, 2 कुरिन्थियों 6:11, 2 कुरिन्थियों 6:13, 2 कुरिन्थियों 6:14–16, 2 कुरिन्थियों 6:17–18, 2 कुरिन्थियों 7:1, 2 कुरिन्थियों 7:2, 2 कुरिन्थियों 7:3–4, 2 कुरिन्थियों 7:6–7, 2 कुरिन्थियों 7:8–9, 2 कुरिन्थियों 7:9, 2 कुरिन्थियों 7:12, 2 कुरिन्थियों 7:13, 2 कुरिन्थियों 7:15, 2 कुरिन्थियों 8:1, 2 कुरिन्थियों 8:2, 2 कुरिन्थियों 8:6, 2 कुरिन्थियों 8:7, 2 कुरिन्थियों 8:12, 2 कुरिन्थियों 8:13–14, 2 कुरिन्थियों 8:16–17, 2 कुरिन्थियों 8:20, 2 कुरिन्थियों 8:24, 2 कुरिन्थियों 9:1, 2 कुरिन्थियों 9:3, 2 कुरिन्थियों 9:4–5, 2 कुरिन्थियों 9:6, 2 कुरिन्थियों 9:7, 2 कुरिन्थियों 9:10–11, 2 कुरिन्थियों 9:13, 2 कुरिन्थियों 9:14, 2 कुरिन्थियों 10:2, 2 कुरिन्थियों 10:2 (#2), 2 कुरिन्थियों 10:4, 2 कुरिन्थियों 10:4 (#2), 2 कुरिन्थियों 10:8, 2 कुरिन्थियों 10:10, 2 कुरिन्थियों 10:11, 2 कुरिन्थियों 10:12, 2 कुरिन्थियों 10:13, 2 कुरिन्थियों 10:15–16, 2 कुरिन्थियों 10:18, 2 कुरिन्थियों 11:2, 2 कुरिन्थियों 11:3, 2 कुरिन्थियों 11:4, 2 कुरिन्थियों 11:7, 2 कुरिन्थियों 11:8, 2 कुरिन्थियों 11:13, 2 कुरिन्थियों 11:14, 2 कुरिन्थियों 11:16, 2 कुरिन्थियों 11:19–20, 2 कुरिन्थियों 11:22–23, 2 कुरिन्थियों 11:24–26, 2 कुरिन्थियों 11:29, 2 कुरिन्थियों 11:30, 2 कुरिन्थियों 11:32, 2 कुरिन्थियों 12:1, 2 कुरिन्थियों 12:2, 2 कुरिन्थियों 12:6, 2 कुरिन्थियों 12:7, 2 कुरिन्थियों 12:9, 2 कुरिन्थियों 12:9 (#2), 2 कुरिन्थियों 12:12, 2 कुरिन्थियों 12:14, 2 कुरिन्थियों 12:15, 2 कुरिन्थियों 12:19, 2 कुरिन्थियों 12:20, 2 कुरिन्थियों 12:21, 2 कुरिन्थियों 12:21 (#2), 2 कुरिन्थियों 13:1–2, 2 कुरिन्थियों 13:3, 2 कुरिन्थियों 13:5, 2 कुरिन्थियों 13:6, 2 कुरिन्थियों 13:8, 2 कुरिन्थियों 13:10, 2 कुरिन्थियों 13:10 (#2), 2 कुरिन्थियों 13:11–12, 2 कुरिन्थियों 13:14</w:t>
       </w:r>
       <w:r>
         <w:rPr>

--- a/hin/docx/47.content.docx
+++ b/hin/docx/47.content.docx
@@ -123,19 +123,6 @@
           <w:lang w:val="hi_IN" w:bidi="hi_IN"/>
         </w:rPr>
         <w:t>2CO</w:t>
-      </w:r>
-      <w:r>
-        <w:rPr>
-          <w:lang w:val="hi_IN" w:bidi="hi_IN"/>
-        </w:rPr>
-      </w:r>
-    </w:p>
-    <w:p>
-      <w:pPr/>
-      <w:r>
-        <w:rPr>
-          <w:lang w:val="hi_IN" w:bidi="hi_IN"/>
-        </w:rPr>
       </w:r>
       <w:r>
         <w:rPr>

--- a/hin/docx/47.content.docx
+++ b/hin/docx/47.content.docx
@@ -19,7 +19,7 @@
         <w:rPr>
           <w:lang w:val="hi_IN" w:bidi="hi_IN"/>
         </w:rPr>
-        <w:t>Resource: अनुवाद प्रश्न (unfoldingWord)</w:t>
+        <w:t>Resource: unfoldingWord® Translation Questions</w:t>
       </w:r>
       <w:r>
         <w:rPr>
@@ -85,7 +85,7 @@
         <w:rPr>
           <w:lang w:val="hi_IN" w:bidi="hi_IN"/>
         </w:rPr>
-        <w:t>अनुवाद प्रश्न (unfoldingWord)</w:t>
+        <w:t>unfoldingWord® Translation Questions</w:t>
       </w:r>
     </w:p>
     <w:p>
